--- a/klagomål/A 33683-2026 FSC-klagomål.docx
+++ b/klagomål/A 33683-2026 FSC-klagomål.docx
@@ -652,7 +652,7 @@
     <w:r>
       <w:tab/>
       <w:tab/>
-      <w:t>2026-08-15</w:t>
+      <w:t>2026-08-16</w:t>
       <w:br/>
       <w:br/>
     </w:r>

--- a/klagomål/A 33683-2026 FSC-klagomål.docx
+++ b/klagomål/A 33683-2026 FSC-klagomål.docx
@@ -652,7 +652,7 @@
     <w:r>
       <w:tab/>
       <w:tab/>
-      <w:t>2026-08-16</w:t>
+      <w:t>2026-08-17</w:t>
       <w:br/>
       <w:br/>
     </w:r>

--- a/klagomål/A 33683-2026 FSC-klagomål.docx
+++ b/klagomål/A 33683-2026 FSC-klagomål.docx
@@ -652,7 +652,7 @@
     <w:r>
       <w:tab/>
       <w:tab/>
-      <w:t>2026-08-17</w:t>
+      <w:t>2026-08-18</w:t>
       <w:br/>
       <w:br/>
     </w:r>

--- a/klagomål/A 33683-2026 FSC-klagomål.docx
+++ b/klagomål/A 33683-2026 FSC-klagomål.docx
@@ -652,7 +652,7 @@
     <w:r>
       <w:tab/>
       <w:tab/>
-      <w:t>2026-08-18</w:t>
+      <w:t>2026-08-19</w:t>
       <w:br/>
       <w:br/>
     </w:r>

--- a/klagomål/A 33683-2026 FSC-klagomål.docx
+++ b/klagomål/A 33683-2026 FSC-klagomål.docx
@@ -652,7 +652,7 @@
     <w:r>
       <w:tab/>
       <w:tab/>
-      <w:t>2026-08-19</w:t>
+      <w:t>2026-08-20</w:t>
       <w:br/>
       <w:br/>
     </w:r>

--- a/klagomål/A 33683-2026 FSC-klagomål.docx
+++ b/klagomål/A 33683-2026 FSC-klagomål.docx
@@ -652,7 +652,7 @@
     <w:r>
       <w:tab/>
       <w:tab/>
-      <w:t>2026-08-20</w:t>
+      <w:t>2026-08-21</w:t>
       <w:br/>
       <w:br/>
     </w:r>

--- a/klagomål/A 33683-2026 FSC-klagomål.docx
+++ b/klagomål/A 33683-2026 FSC-klagomål.docx
@@ -652,7 +652,7 @@
     <w:r>
       <w:tab/>
       <w:tab/>
-      <w:t>2026-08-21</w:t>
+      <w:t>2026-08-22</w:t>
       <w:br/>
       <w:br/>
     </w:r>

--- a/klagomål/A 33683-2026 FSC-klagomål.docx
+++ b/klagomål/A 33683-2026 FSC-klagomål.docx
@@ -652,7 +652,7 @@
     <w:r>
       <w:tab/>
       <w:tab/>
-      <w:t>2026-08-22</w:t>
+      <w:t>2026-08-23</w:t>
       <w:br/>
       <w:br/>
     </w:r>

--- a/klagomål/A 33683-2026 FSC-klagomål.docx
+++ b/klagomål/A 33683-2026 FSC-klagomål.docx
@@ -652,7 +652,7 @@
     <w:r>
       <w:tab/>
       <w:tab/>
-      <w:t>2026-08-23</w:t>
+      <w:t>2026-08-24</w:t>
       <w:br/>
       <w:br/>
     </w:r>

--- a/klagomål/A 33683-2026 FSC-klagomål.docx
+++ b/klagomål/A 33683-2026 FSC-klagomål.docx
@@ -652,7 +652,7 @@
     <w:r>
       <w:tab/>
       <w:tab/>
-      <w:t>2026-08-24</w:t>
+      <w:t>2026-08-25</w:t>
       <w:br/>
       <w:br/>
     </w:r>

--- a/klagomål/A 33683-2026 FSC-klagomål.docx
+++ b/klagomål/A 33683-2026 FSC-klagomål.docx
@@ -652,7 +652,7 @@
     <w:r>
       <w:tab/>
       <w:tab/>
-      <w:t>2026-08-25</w:t>
+      <w:t>2026-08-26</w:t>
       <w:br/>
       <w:br/>
     </w:r>

--- a/klagomål/A 33683-2026 FSC-klagomål.docx
+++ b/klagomål/A 33683-2026 FSC-klagomål.docx
@@ -652,7 +652,7 @@
     <w:r>
       <w:tab/>
       <w:tab/>
-      <w:t>2026-08-26</w:t>
+      <w:t>2026-08-27</w:t>
       <w:br/>
       <w:br/>
     </w:r>

--- a/klagomål/A 33683-2026 FSC-klagomål.docx
+++ b/klagomål/A 33683-2026 FSC-klagomål.docx
@@ -652,7 +652,7 @@
     <w:r>
       <w:tab/>
       <w:tab/>
-      <w:t>2026-08-27</w:t>
+      <w:t>2026-08-28</w:t>
       <w:br/>
       <w:br/>
     </w:r>

--- a/klagomål/A 33683-2026 FSC-klagomål.docx
+++ b/klagomål/A 33683-2026 FSC-klagomål.docx
@@ -652,7 +652,7 @@
     <w:r>
       <w:tab/>
       <w:tab/>
-      <w:t>2026-08-28</w:t>
+      <w:t>2026-08-29</w:t>
       <w:br/>
       <w:br/>
     </w:r>

--- a/klagomål/A 33683-2026 FSC-klagomål.docx
+++ b/klagomål/A 33683-2026 FSC-klagomål.docx
@@ -652,7 +652,7 @@
     <w:r>
       <w:tab/>
       <w:tab/>
-      <w:t>2026-08-29</w:t>
+      <w:t>2026-08-31</w:t>
       <w:br/>
       <w:br/>
     </w:r>

--- a/klagomål/A 33683-2026 FSC-klagomål.docx
+++ b/klagomål/A 33683-2026 FSC-klagomål.docx
@@ -652,7 +652,7 @@
     <w:r>
       <w:tab/>
       <w:tab/>
-      <w:t>2026-08-31</w:t>
+      <w:t>2026-09-01</w:t>
       <w:br/>
       <w:br/>
     </w:r>

--- a/klagomål/A 33683-2026 FSC-klagomål.docx
+++ b/klagomål/A 33683-2026 FSC-klagomål.docx
@@ -652,7 +652,7 @@
     <w:r>
       <w:tab/>
       <w:tab/>
-      <w:t>2026-09-01</w:t>
+      <w:t>2026-09-02</w:t>
       <w:br/>
       <w:br/>
     </w:r>

--- a/klagomål/A 33683-2026 FSC-klagomål.docx
+++ b/klagomål/A 33683-2026 FSC-klagomål.docx
@@ -652,7 +652,7 @@
     <w:r>
       <w:tab/>
       <w:tab/>
-      <w:t>2026-09-02</w:t>
+      <w:t>2026-09-03</w:t>
       <w:br/>
       <w:br/>
     </w:r>

--- a/klagomål/A 33683-2026 FSC-klagomål.docx
+++ b/klagomål/A 33683-2026 FSC-klagomål.docx
@@ -168,7 +168,7 @@
     </w:p>
     <w:p>
       <w:r>
-        <w:t>Detta klagomål behandlar höga naturvärden i avverkningsanmälan A 33683-2026 i Örebro kommun som inkom 2026-08-14 och omfattar 2,2 ha.</w:t>
+        <w:t>Detta klagomål behandlar höga naturvärden i avverkningsanmälan A 33683-2026 i Örebro kommun som inkom 2026-08-14 och omfattar 2,4 ha.</w:t>
       </w:r>
     </w:p>
     <w:p>
@@ -178,7 +178,7 @@
       <w:r>
         <w:drawing>
           <wp:inline xmlns:a="http://schemas.openxmlformats.org/drawingml/2006/main" xmlns:pic="http://schemas.openxmlformats.org/drawingml/2006/picture">
-            <wp:extent cx="5473822" cy="5724000"/>
+            <wp:extent cx="5486400" cy="5691904"/>
             <wp:docPr id="1" name="Picture 1"/>
             <wp:cNvGraphicFramePr>
               <a:graphicFrameLocks noChangeAspect="1"/>
@@ -199,7 +199,7 @@
                   <pic:spPr>
                     <a:xfrm>
                       <a:off x="0" y="0"/>
-                      <a:ext cx="5473822" cy="5724000"/>
+                      <a:ext cx="5486400" cy="5691904"/>
                     </a:xfrm>
                     <a:prstGeom prst="rect"/>
                   </pic:spPr>
@@ -216,12 +216,12 @@
         <w:spacing w:after="240"/>
       </w:pPr>
       <w:r>
-        <w:t>Figur 1. Fyndplatser för naturvårdsarter inom 9 meter från avverkningsanmälan. Markörer utan svart kant är placerade på fyndplatsen. Markörer med svart kant är placerade vid sidan av fyndplatsen och har ett svart streck som visar fyndplatsens exakta position. Kartans mittpunktskoordinat är N 6578847, E 519039 i SWEREF 99 TM.</w:t>
+        <w:t>Figur 1. Fyndplatser för naturvårdsarter inom 7 meter från avverkningsanmälan. Markörer utan svart kant är placerade på fyndplatsen. Markörer med svart kant är placerade vid sidan av fyndplatsen och har ett svart streck som visar fyndplatsens exakta position. Kartans mittpunktskoordinat är N 6578848, E 519040 i SWEREF 99 TM.</w:t>
       </w:r>
     </w:p>
     <w:p>
       <w:r>
-        <w:t>Inom 9 meter från avverkningsanmälan finns fynd av 3 naturvårdsarter, varav 3 är fridlysta och 2 är signalarter (S): nästrot (S, §8), tvåblad (S, §8) och fläcknycklar (§8). Se Figur 1.</w:t>
+        <w:t>Inom 7 meter från avverkningsanmälan finns fynd av 3 naturvårdsarter, varav 3 är fridlysta och 2 är signalarter (S): nästrot (S, §8), tvåblad (S, §8) och fläcknycklar (§8). Se Figur 1.</w:t>
       </w:r>
     </w:p>
     <w:p>
@@ -652,7 +652,7 @@
     <w:r>
       <w:tab/>
       <w:tab/>
-      <w:t>2026-09-03</w:t>
+      <w:t>2026-09-04</w:t>
       <w:br/>
       <w:br/>
     </w:r>

--- a/klagomål/A 33683-2026 FSC-klagomål.docx
+++ b/klagomål/A 33683-2026 FSC-klagomål.docx
@@ -652,7 +652,7 @@
     <w:r>
       <w:tab/>
       <w:tab/>
-      <w:t>2026-09-04</w:t>
+      <w:t>2026-09-05</w:t>
       <w:br/>
       <w:br/>
     </w:r>
